--- a/submission_BMC/supplementary/supplementary_tables.docx
+++ b/submission_BMC/supplementary/supplementary_tables.docx
@@ -20093,7 +20093,7 @@
     </w:tbl>
     <w:p>
       <w:r>
-        <w:t>Note: RA-PainKG is 280-fold sparser than GO (2,400 vs 673,899 edges), with 68.3% of Norman genes having zero edges.</w:t>
+        <w:t>Note: RA-PainKG is 280-fold sparser than GO (2,400 vs 673,899 edges), with 68.3% of Norman genes having zero edges. The RA-PainKG benchmark vocabulary (265 genes) consists of the 165 dual-track annotated genes plus 100 further RA-PainKG genes and includes no external validation genes (within-construction evaluation).</w:t>
       </w:r>
     </w:p>
     <w:sectPr>
